--- a/specifications/TMFC022-PartyPrivacyManagement/Diagrams/TMFC022_Party_Privacy_Management.docx
+++ b/specifications/TMFC022-PartyPrivacyManagement/Diagrams/TMFC022_Party_Privacy_Management.docx
@@ -210,292 +210,6 @@
         <w:t>eTOM Processes, SID Data Entities and Functional Framework Functions</w:t>
       </w:r>
     </w:p>
-    <w:p>
-      <w:pPr>
-        <w:pStyle w:val="Heading2"/>
-      </w:pPr>
-      <w:r>
-        <w:t>eTOM business activities</w:t>
-      </w:r>
-    </w:p>
-    <w:p>
-      <w:r>
-        <w:t>eTOM business activities this ODA Component is responsible for:</w:t>
-      </w:r>
-    </w:p>
-    <w:tbl>
-      <w:tblPr>
-        <w:tblStyle w:val="ScrollTableNormal"/>
-        <w:tblW w:type="auto" w:w="0"/>
-        <w:tblLayout w:type="autofit"/>
-        <w:tblLook w:val="04A0" w:firstRow="1" w:lastRow="0" w:firstColumn="0" w:lastColumn="0" w:noHBand="0" w:noVBand="1"/>
-        <w:tblBorders>
-          <w:top w:val="single" w:sz="4" w:space="0" w:color="999999"/>
-          <w:left w:val="single" w:sz="4" w:space="0" w:color="999999"/>
-          <w:bottom w:val="single" w:sz="4" w:space="0" w:color="999999"/>
-          <w:right w:val="single" w:sz="4" w:space="0" w:color="999999"/>
-          <w:insideH w:val="single" w:sz="4" w:space="0" w:color="999999"/>
-          <w:insideV w:val="single" w:sz="4" w:space="0" w:color="999999"/>
-        </w:tblBorders>
-      </w:tblPr>
-      <w:tblGrid>
-        <w:gridCol w:w="2124"/>
-        <w:gridCol w:w="2124"/>
-        <w:gridCol w:w="2124"/>
-        <w:gridCol w:w="2124"/>
-      </w:tblGrid>
-      <w:tr>
-        <w:trPr>
-          <w:tblHeader/>
-        </w:trPr>
-        <w:tc>
-          <w:tcPr>
-            <w:tcW w:type="dxa" w:w="1498"/>
-          </w:tcPr>
-          <w:p>
-            <w:r/>
-            <w:r>
-              <w:rPr>
-                <w:b/>
-              </w:rPr>
-              <w:t>Identifier</w:t>
-            </w:r>
-          </w:p>
-        </w:tc>
-        <w:tc>
-          <w:tcPr>
-            <w:tcW w:type="dxa" w:w="1123"/>
-          </w:tcPr>
-          <w:p>
-            <w:r/>
-            <w:r>
-              <w:rPr>
-                <w:b/>
-              </w:rPr>
-              <w:t>Level</w:t>
-            </w:r>
-          </w:p>
-        </w:tc>
-        <w:tc>
-          <w:tcPr>
-            <w:tcW w:type="dxa" w:w="3089"/>
-          </w:tcPr>
-          <w:p>
-            <w:r/>
-            <w:r>
-              <w:rPr>
-                <w:b/>
-              </w:rPr>
-              <w:t>Business Activity Name</w:t>
-            </w:r>
-          </w:p>
-        </w:tc>
-        <w:tc>
-          <w:tcPr>
-            <w:tcW w:type="dxa" w:w="3650"/>
-          </w:tcPr>
-          <w:p>
-            <w:r/>
-            <w:r>
-              <w:rPr>
-                <w:b/>
-              </w:rPr>
-              <w:t>Description</w:t>
-            </w:r>
-          </w:p>
-        </w:tc>
-      </w:tr>
-      <w:tr>
-        <w:tc>
-          <w:tcPr>
-            <w:tcW w:type="dxa" w:w="1498"/>
-          </w:tcPr>
-          <w:p>
-            <w:r/>
-            <w:r>
-              <w:t>1.3.21.2</w:t>
-            </w:r>
-          </w:p>
-        </w:tc>
-        <w:tc>
-          <w:tcPr>
-            <w:tcW w:type="dxa" w:w="1123"/>
-          </w:tcPr>
-          <w:p>
-            <w:r/>
-            <w:r>
-              <w:t>L3</w:t>
-            </w:r>
-          </w:p>
-        </w:tc>
-        <w:tc>
-          <w:tcPr>
-            <w:tcW w:type="dxa" w:w="3089"/>
-          </w:tcPr>
-          <w:p>
-            <w:r/>
-            <w:r>
-              <w:t>Manage Customer Privacy Profile</w:t>
-            </w:r>
-          </w:p>
-        </w:tc>
-        <w:tc>
-          <w:tcPr>
-            <w:tcW w:type="dxa" w:w="3650"/>
-          </w:tcPr>
-          <w:p>
-            <w:r/>
-            <w:r>
-              <w:t>Customer Privacy Profile Management process is used to administer the Privacy Profile for each Customer Privacy Profile Type, including the enforcement of the Customer Privacy Profile; Processes to display, and modify the Privacy Profile, and the import/export of the Privacy Profile Rules.</w:t>
-            </w:r>
-          </w:p>
-        </w:tc>
-      </w:tr>
-    </w:tbl>
-    <w:p/>
-    <w:p>
-      <w:pPr>
-        <w:pStyle w:val="Heading2"/>
-      </w:pPr>
-      <w:r>
-        <w:t>SID ABEs</w:t>
-      </w:r>
-    </w:p>
-    <w:p>
-      <w:r>
-        <w:t>SID ABEs this ODA Component is responsible for:</w:t>
-      </w:r>
-    </w:p>
-    <w:tbl>
-      <w:tblPr>
-        <w:tblStyle w:val="ScrollTableNormal"/>
-        <w:tblW w:type="auto" w:w="0"/>
-        <w:tblLayout w:type="autofit"/>
-        <w:tblLook w:val="04A0" w:firstRow="1" w:lastRow="0" w:firstColumn="0" w:lastColumn="0" w:noHBand="0" w:noVBand="1"/>
-        <w:tblBorders>
-          <w:top w:val="single" w:sz="4" w:space="0" w:color="999999"/>
-          <w:left w:val="single" w:sz="4" w:space="0" w:color="999999"/>
-          <w:bottom w:val="single" w:sz="4" w:space="0" w:color="999999"/>
-          <w:right w:val="single" w:sz="4" w:space="0" w:color="999999"/>
-          <w:insideH w:val="single" w:sz="4" w:space="0" w:color="999999"/>
-          <w:insideV w:val="single" w:sz="4" w:space="0" w:color="999999"/>
-        </w:tblBorders>
-      </w:tblPr>
-      <w:tblGrid>
-        <w:gridCol w:w="2124"/>
-        <w:gridCol w:w="2124"/>
-        <w:gridCol w:w="2124"/>
-        <w:gridCol w:w="2124"/>
-      </w:tblGrid>
-      <w:tr>
-        <w:trPr>
-          <w:tblHeader/>
-        </w:trPr>
-        <w:tc>
-          <w:tcPr>
-            <w:tcW w:type="dxa" w:w="1498"/>
-          </w:tcPr>
-          <w:p>
-            <w:r/>
-            <w:r>
-              <w:rPr>
-                <w:b/>
-              </w:rPr>
-              <w:t>SID ABE Level 1</w:t>
-            </w:r>
-          </w:p>
-        </w:tc>
-        <w:tc>
-          <w:tcPr>
-            <w:tcW w:type="dxa" w:w="2340"/>
-          </w:tcPr>
-          <w:p>
-            <w:r/>
-            <w:r>
-              <w:rPr>
-                <w:b/>
-              </w:rPr>
-              <w:t>SID ABE Level 2 (or set of BEs)</w:t>
-            </w:r>
-          </w:p>
-        </w:tc>
-        <w:tc>
-          <w:tcPr>
-            <w:tcW w:type="dxa" w:w="2808"/>
-          </w:tcPr>
-          <w:p>
-            <w:r/>
-            <w:r>
-              <w:rPr>
-                <w:b/>
-              </w:rPr>
-              <w:t>SID ABE L1 Definition</w:t>
-            </w:r>
-          </w:p>
-        </w:tc>
-        <w:tc>
-          <w:tcPr>
-            <w:tcW w:type="dxa" w:w="2714"/>
-          </w:tcPr>
-          <w:p>
-            <w:r/>
-            <w:r>
-              <w:rPr>
-                <w:b/>
-              </w:rPr>
-              <w:t>SID ABE L2 Definition</w:t>
-            </w:r>
-          </w:p>
-        </w:tc>
-      </w:tr>
-      <w:tr>
-        <w:tc>
-          <w:tcPr>
-            <w:tcW w:type="dxa" w:w="1498"/>
-          </w:tcPr>
-          <w:p>
-            <w:r/>
-            <w:r>
-              <w:t>Party Privacy</w:t>
-            </w:r>
-          </w:p>
-        </w:tc>
-        <w:tc>
-          <w:tcPr>
-            <w:tcW w:type="dxa" w:w="2340"/>
-          </w:tcPr>
-          <w:p>
-            <w:r/>
-            <w:r>
-              <w:t>Party Privacy Profile</w:t>
-            </w:r>
-          </w:p>
-        </w:tc>
-        <w:tc>
-          <w:tcPr>
-            <w:tcW w:type="dxa" w:w="2808"/>
-          </w:tcPr>
-          <w:p>
-            <w:r/>
-            <w:r>
-              <w:t>The Party Privacy Profile ABE contains all entities used by the Party Privacy Management process for specifying / • the information concerned by Privacy rules, / • the Privacy rules themselves, / • and the choices made by Parties for their own Privacy.</w:t>
-            </w:r>
-          </w:p>
-        </w:tc>
-        <w:tc>
-          <w:tcPr>
-            <w:tcW w:type="dxa" w:w="2714"/>
-          </w:tcPr>
-          <w:p>
-            <w:r/>
-            <w:r>
-              <w:t>The Party Privacy Profile ABE contains all entities used by the Party Privacy Management process for specifying the choices made by Parties for their own Privacy.</w:t>
-            </w:r>
-          </w:p>
-        </w:tc>
-      </w:tr>
-    </w:tbl>
-    <w:p/>
     <w:p>
       <w:pPr>
         <w:pStyle w:val="Heading2"/>
@@ -553,6 +267,292 @@
         <w:pStyle w:val="Heading2"/>
       </w:pPr>
       <w:r>
+        <w:t>eTOM business activities</w:t>
+      </w:r>
+    </w:p>
+    <w:p>
+      <w:r>
+        <w:t>eTOM business activities this ODA Component is responsible for:</w:t>
+      </w:r>
+    </w:p>
+    <w:tbl>
+      <w:tblPr>
+        <w:tblStyle w:val="ScrollTableNormal"/>
+        <w:tblW w:type="auto" w:w="0"/>
+        <w:tblLayout w:type="autofit"/>
+        <w:tblLook w:val="04A0" w:firstRow="1" w:lastRow="0" w:firstColumn="0" w:lastColumn="0" w:noHBand="0" w:noVBand="1"/>
+        <w:tblBorders>
+          <w:top w:val="single" w:sz="4" w:space="0" w:color="999999"/>
+          <w:left w:val="single" w:sz="4" w:space="0" w:color="999999"/>
+          <w:bottom w:val="single" w:sz="4" w:space="0" w:color="999999"/>
+          <w:right w:val="single" w:sz="4" w:space="0" w:color="999999"/>
+          <w:insideH w:val="single" w:sz="4" w:space="0" w:color="999999"/>
+          <w:insideV w:val="single" w:sz="4" w:space="0" w:color="999999"/>
+        </w:tblBorders>
+      </w:tblPr>
+      <w:tblGrid>
+        <w:gridCol w:w="2124"/>
+        <w:gridCol w:w="2124"/>
+        <w:gridCol w:w="2124"/>
+        <w:gridCol w:w="2124"/>
+      </w:tblGrid>
+      <w:tr>
+        <w:trPr>
+          <w:tblHeader/>
+        </w:trPr>
+        <w:tc>
+          <w:tcPr>
+            <w:tcW w:type="dxa" w:w="1498"/>
+          </w:tcPr>
+          <w:p>
+            <w:r/>
+            <w:r>
+              <w:rPr>
+                <w:b/>
+              </w:rPr>
+              <w:t>Identifier</w:t>
+            </w:r>
+          </w:p>
+        </w:tc>
+        <w:tc>
+          <w:tcPr>
+            <w:tcW w:type="dxa" w:w="1123"/>
+          </w:tcPr>
+          <w:p>
+            <w:r/>
+            <w:r>
+              <w:rPr>
+                <w:b/>
+              </w:rPr>
+              <w:t>Level</w:t>
+            </w:r>
+          </w:p>
+        </w:tc>
+        <w:tc>
+          <w:tcPr>
+            <w:tcW w:type="dxa" w:w="3089"/>
+          </w:tcPr>
+          <w:p>
+            <w:r/>
+            <w:r>
+              <w:rPr>
+                <w:b/>
+              </w:rPr>
+              <w:t>Business Activity Name</w:t>
+            </w:r>
+          </w:p>
+        </w:tc>
+        <w:tc>
+          <w:tcPr>
+            <w:tcW w:type="dxa" w:w="3650"/>
+          </w:tcPr>
+          <w:p>
+            <w:r/>
+            <w:r>
+              <w:rPr>
+                <w:b/>
+              </w:rPr>
+              <w:t>Description</w:t>
+            </w:r>
+          </w:p>
+        </w:tc>
+      </w:tr>
+      <w:tr>
+        <w:tc>
+          <w:tcPr>
+            <w:tcW w:type="dxa" w:w="1498"/>
+          </w:tcPr>
+          <w:p>
+            <w:r/>
+            <w:r>
+              <w:t>1.3.21.2</w:t>
+            </w:r>
+          </w:p>
+        </w:tc>
+        <w:tc>
+          <w:tcPr>
+            <w:tcW w:type="dxa" w:w="1123"/>
+          </w:tcPr>
+          <w:p>
+            <w:r/>
+            <w:r>
+              <w:t>L3</w:t>
+            </w:r>
+          </w:p>
+        </w:tc>
+        <w:tc>
+          <w:tcPr>
+            <w:tcW w:type="dxa" w:w="3089"/>
+          </w:tcPr>
+          <w:p>
+            <w:r/>
+            <w:r>
+              <w:t>Manage Customer Privacy Profile</w:t>
+            </w:r>
+          </w:p>
+        </w:tc>
+        <w:tc>
+          <w:tcPr>
+            <w:tcW w:type="dxa" w:w="3650"/>
+          </w:tcPr>
+          <w:p>
+            <w:r/>
+            <w:r>
+              <w:t>Customer Privacy Profile Management process is used to administer the Privacy Profile for each Customer Privacy Profile Type, including the enforcement of the Customer Privacy Profile; Processes to display, and modify the Privacy Profile, and the import/export of the Privacy Profile Rules.</w:t>
+            </w:r>
+          </w:p>
+        </w:tc>
+      </w:tr>
+    </w:tbl>
+    <w:p/>
+    <w:p>
+      <w:pPr>
+        <w:pStyle w:val="Heading2"/>
+      </w:pPr>
+      <w:r>
+        <w:t>SID ABEs</w:t>
+      </w:r>
+    </w:p>
+    <w:p>
+      <w:r>
+        <w:t>SID ABEs this ODA Component is responsible for:</w:t>
+      </w:r>
+    </w:p>
+    <w:tbl>
+      <w:tblPr>
+        <w:tblStyle w:val="ScrollTableNormal"/>
+        <w:tblW w:type="auto" w:w="0"/>
+        <w:tblLayout w:type="autofit"/>
+        <w:tblLook w:val="04A0" w:firstRow="1" w:lastRow="0" w:firstColumn="0" w:lastColumn="0" w:noHBand="0" w:noVBand="1"/>
+        <w:tblBorders>
+          <w:top w:val="single" w:sz="4" w:space="0" w:color="999999"/>
+          <w:left w:val="single" w:sz="4" w:space="0" w:color="999999"/>
+          <w:bottom w:val="single" w:sz="4" w:space="0" w:color="999999"/>
+          <w:right w:val="single" w:sz="4" w:space="0" w:color="999999"/>
+          <w:insideH w:val="single" w:sz="4" w:space="0" w:color="999999"/>
+          <w:insideV w:val="single" w:sz="4" w:space="0" w:color="999999"/>
+        </w:tblBorders>
+      </w:tblPr>
+      <w:tblGrid>
+        <w:gridCol w:w="2124"/>
+        <w:gridCol w:w="2124"/>
+        <w:gridCol w:w="2124"/>
+        <w:gridCol w:w="2124"/>
+      </w:tblGrid>
+      <w:tr>
+        <w:trPr>
+          <w:tblHeader/>
+        </w:trPr>
+        <w:tc>
+          <w:tcPr>
+            <w:tcW w:type="dxa" w:w="1404"/>
+          </w:tcPr>
+          <w:p>
+            <w:r/>
+            <w:r>
+              <w:rPr>
+                <w:b/>
+              </w:rPr>
+              <w:t>SID ABE L1</w:t>
+            </w:r>
+          </w:p>
+        </w:tc>
+        <w:tc>
+          <w:tcPr>
+            <w:tcW w:type="dxa" w:w="2902"/>
+          </w:tcPr>
+          <w:p>
+            <w:r/>
+            <w:r>
+              <w:rPr>
+                <w:b/>
+              </w:rPr>
+              <w:t>SID ABE L1 Definition</w:t>
+            </w:r>
+          </w:p>
+        </w:tc>
+        <w:tc>
+          <w:tcPr>
+            <w:tcW w:type="dxa" w:w="2153"/>
+          </w:tcPr>
+          <w:p>
+            <w:r/>
+            <w:r>
+              <w:rPr>
+                <w:b/>
+              </w:rPr>
+              <w:t>SID ABE L2 (or set of BEs)</w:t>
+            </w:r>
+          </w:p>
+        </w:tc>
+        <w:tc>
+          <w:tcPr>
+            <w:tcW w:type="dxa" w:w="2902"/>
+          </w:tcPr>
+          <w:p>
+            <w:r/>
+            <w:r>
+              <w:rPr>
+                <w:b/>
+              </w:rPr>
+              <w:t>SID ABE L2 Definition</w:t>
+            </w:r>
+          </w:p>
+        </w:tc>
+      </w:tr>
+      <w:tr>
+        <w:tc>
+          <w:tcPr>
+            <w:tcW w:type="dxa" w:w="1404"/>
+          </w:tcPr>
+          <w:p>
+            <w:r/>
+            <w:r>
+              <w:t>Party Privacy</w:t>
+            </w:r>
+          </w:p>
+        </w:tc>
+        <w:tc>
+          <w:tcPr>
+            <w:tcW w:type="dxa" w:w="2902"/>
+          </w:tcPr>
+          <w:p>
+            <w:r/>
+            <w:r>
+              <w:t>The Party Privacy Profile ABE contains all entities used by the Party Privacy Management process for specifying / • the information concerned by Privacy rules, / • the Privacy rules themselves, / • and the choices made by Parties for their own Privacy.</w:t>
+            </w:r>
+          </w:p>
+        </w:tc>
+        <w:tc>
+          <w:tcPr>
+            <w:tcW w:type="dxa" w:w="2153"/>
+          </w:tcPr>
+          <w:p>
+            <w:r/>
+            <w:r>
+              <w:t>Party Privacy Profile</w:t>
+            </w:r>
+          </w:p>
+        </w:tc>
+        <w:tc>
+          <w:tcPr>
+            <w:tcW w:type="dxa" w:w="2902"/>
+          </w:tcPr>
+          <w:p>
+            <w:r/>
+            <w:r>
+              <w:t>The Party Privacy Profile ABE contains all entities used by the Party Privacy Management process for specifying the choices made by Parties for their own Privacy.</w:t>
+            </w:r>
+          </w:p>
+        </w:tc>
+      </w:tr>
+    </w:tbl>
+    <w:p/>
+    <w:p>
+      <w:pPr>
+        <w:pStyle w:val="Heading2"/>
+      </w:pPr>
+      <w:r>
         <w:t>Functional Framework Functions</w:t>
       </w:r>
     </w:p>
@@ -612,6 +612,34 @@
         </w:tc>
         <w:tc>
           <w:tcPr>
+            <w:tcW w:type="dxa" w:w="1778"/>
+          </w:tcPr>
+          <w:p>
+            <w:r/>
+            <w:r>
+              <w:rPr>
+                <w:b/>
+              </w:rPr>
+              <w:t>Aggregate Function Level 1</w:t>
+            </w:r>
+          </w:p>
+        </w:tc>
+        <w:tc>
+          <w:tcPr>
+            <w:tcW w:type="dxa" w:w="1872"/>
+          </w:tcPr>
+          <w:p>
+            <w:r/>
+            <w:r>
+              <w:rPr>
+                <w:b/>
+              </w:rPr>
+              <w:t>Aggregate Function Level 2</w:t>
+            </w:r>
+          </w:p>
+        </w:tc>
+        <w:tc>
+          <w:tcPr>
             <w:tcW w:type="dxa" w:w="2340"/>
           </w:tcPr>
           <w:p>
@@ -624,34 +652,6 @@
             </w:r>
           </w:p>
         </w:tc>
-        <w:tc>
-          <w:tcPr>
-            <w:tcW w:type="dxa" w:w="1778"/>
-          </w:tcPr>
-          <w:p>
-            <w:r/>
-            <w:r>
-              <w:rPr>
-                <w:b/>
-              </w:rPr>
-              <w:t>Aggregate Function Level 1</w:t>
-            </w:r>
-          </w:p>
-        </w:tc>
-        <w:tc>
-          <w:tcPr>
-            <w:tcW w:type="dxa" w:w="1872"/>
-          </w:tcPr>
-          <w:p>
-            <w:r/>
-            <w:r>
-              <w:rPr>
-                <w:b/>
-              </w:rPr>
-              <w:t>Aggregate Function Level 2</w:t>
-            </w:r>
-          </w:p>
-        </w:tc>
       </w:tr>
       <w:tr>
         <w:tc>
@@ -678,34 +678,34 @@
         </w:tc>
         <w:tc>
           <w:tcPr>
+            <w:tcW w:type="dxa" w:w="1778"/>
+          </w:tcPr>
+          <w:p>
+            <w:r/>
+            <w:r>
+              <w:t>Privacy Development</w:t>
+            </w:r>
+          </w:p>
+        </w:tc>
+        <w:tc>
+          <w:tcPr>
+            <w:tcW w:type="dxa" w:w="1872"/>
+          </w:tcPr>
+          <w:p>
+            <w:r/>
+            <w:r>
+              <w:t>Privacy Definition Management</w:t>
+            </w:r>
+          </w:p>
+        </w:tc>
+        <w:tc>
+          <w:tcPr>
             <w:tcW w:type="dxa" w:w="2340"/>
           </w:tcPr>
           <w:p>
             <w:r/>
             <w:r>
               <w:t>Privacy Profile Type Creation provides a privacy dashboard function to define and create the privacy profile types by categorizing the Data Subject Parties and defining the elements and of the Privacy for the Privacy Profile Type, both initial and additional for future evolution. / Note: Profiles Type are defined according to the Country Privacy Authority such as National Protective Security Authority (NPSA) for UK.</w:t>
-            </w:r>
-          </w:p>
-        </w:tc>
-        <w:tc>
-          <w:tcPr>
-            <w:tcW w:type="dxa" w:w="1778"/>
-          </w:tcPr>
-          <w:p>
-            <w:r/>
-            <w:r>
-              <w:t>Privacy Development</w:t>
-            </w:r>
-          </w:p>
-        </w:tc>
-        <w:tc>
-          <w:tcPr>
-            <w:tcW w:type="dxa" w:w="1872"/>
-          </w:tcPr>
-          <w:p>
-            <w:r/>
-            <w:r>
-              <w:t>Privacy Definition Management</w:t>
             </w:r>
           </w:p>
         </w:tc>
@@ -735,34 +735,34 @@
         </w:tc>
         <w:tc>
           <w:tcPr>
+            <w:tcW w:type="dxa" w:w="1778"/>
+          </w:tcPr>
+          <w:p>
+            <w:r/>
+            <w:r>
+              <w:t>Privacy Development</w:t>
+            </w:r>
+          </w:p>
+        </w:tc>
+        <w:tc>
+          <w:tcPr>
+            <w:tcW w:type="dxa" w:w="1872"/>
+          </w:tcPr>
+          <w:p>
+            <w:r/>
+            <w:r>
+              <w:t>Privacy Definition Management</w:t>
+            </w:r>
+          </w:p>
+        </w:tc>
+        <w:tc>
+          <w:tcPr>
             <w:tcW w:type="dxa" w:w="2340"/>
           </w:tcPr>
           <w:p>
             <w:r/>
             <w:r>
               <w:t>Privacy Profile Rules Configuration provides a Privacy Dashboard function to define default and updated values for the Privacy Profile including the values for the Privacy Rules, and the default Privacy Profile for each Privacy Profile Type. / Note: Profiles Type are defined according to the Country Privacy Authority such as National Protective Security Authority (NPSA) for UK.</w:t>
-            </w:r>
-          </w:p>
-        </w:tc>
-        <w:tc>
-          <w:tcPr>
-            <w:tcW w:type="dxa" w:w="1778"/>
-          </w:tcPr>
-          <w:p>
-            <w:r/>
-            <w:r>
-              <w:t>Privacy Development</w:t>
-            </w:r>
-          </w:p>
-        </w:tc>
-        <w:tc>
-          <w:tcPr>
-            <w:tcW w:type="dxa" w:w="1872"/>
-          </w:tcPr>
-          <w:p>
-            <w:r/>
-            <w:r>
-              <w:t>Privacy Definition Management</w:t>
             </w:r>
           </w:p>
         </w:tc>
@@ -792,34 +792,34 @@
         </w:tc>
         <w:tc>
           <w:tcPr>
+            <w:tcW w:type="dxa" w:w="1778"/>
+          </w:tcPr>
+          <w:p>
+            <w:r/>
+            <w:r>
+              <w:t>Privacy Management</w:t>
+            </w:r>
+          </w:p>
+        </w:tc>
+        <w:tc>
+          <w:tcPr>
+            <w:tcW w:type="dxa" w:w="1872"/>
+          </w:tcPr>
+          <w:p>
+            <w:r/>
+            <w:r>
+              <w:t>Privacy Repository Management</w:t>
+            </w:r>
+          </w:p>
+        </w:tc>
+        <w:tc>
+          <w:tcPr>
             <w:tcW w:type="dxa" w:w="2340"/>
           </w:tcPr>
           <w:p>
             <w:r/>
             <w:r>
               <w:t>Privacy Data Browsing Access provides a Privacy Dashboard access to Privacy Data Browsing used to provide the "Data Subject Party" the ability to view the current privacy profile attributes, of the Privacy Profile, both associated default values of rules defined, and the current values of rules.</w:t>
-            </w:r>
-          </w:p>
-        </w:tc>
-        <w:tc>
-          <w:tcPr>
-            <w:tcW w:type="dxa" w:w="1778"/>
-          </w:tcPr>
-          <w:p>
-            <w:r/>
-            <w:r>
-              <w:t>Privacy Management</w:t>
-            </w:r>
-          </w:p>
-        </w:tc>
-        <w:tc>
-          <w:tcPr>
-            <w:tcW w:type="dxa" w:w="1872"/>
-          </w:tcPr>
-          <w:p>
-            <w:r/>
-            <w:r>
-              <w:t>Privacy Repository Management</w:t>
             </w:r>
           </w:p>
         </w:tc>
@@ -849,34 +849,34 @@
         </w:tc>
         <w:tc>
           <w:tcPr>
+            <w:tcW w:type="dxa" w:w="1778"/>
+          </w:tcPr>
+          <w:p>
+            <w:r/>
+            <w:r>
+              <w:t>Privacy Management</w:t>
+            </w:r>
+          </w:p>
+        </w:tc>
+        <w:tc>
+          <w:tcPr>
+            <w:tcW w:type="dxa" w:w="1872"/>
+          </w:tcPr>
+          <w:p>
+            <w:r/>
+            <w:r>
+              <w:t>Privacy Repository Management</w:t>
+            </w:r>
+          </w:p>
+        </w:tc>
+        <w:tc>
+          <w:tcPr>
             <w:tcW w:type="dxa" w:w="2340"/>
           </w:tcPr>
           <w:p>
             <w:r/>
             <w:r>
               <w:t>Privacy Data Updating Access provides a Privacy Dashboard function that provides an access possibility for the Party to alter the Privacy Profile, with authorized values.</w:t>
-            </w:r>
-          </w:p>
-        </w:tc>
-        <w:tc>
-          <w:tcPr>
-            <w:tcW w:type="dxa" w:w="1778"/>
-          </w:tcPr>
-          <w:p>
-            <w:r/>
-            <w:r>
-              <w:t>Privacy Management</w:t>
-            </w:r>
-          </w:p>
-        </w:tc>
-        <w:tc>
-          <w:tcPr>
-            <w:tcW w:type="dxa" w:w="1872"/>
-          </w:tcPr>
-          <w:p>
-            <w:r/>
-            <w:r>
-              <w:t>Privacy Repository Management</w:t>
             </w:r>
           </w:p>
         </w:tc>
@@ -906,34 +906,34 @@
         </w:tc>
         <w:tc>
           <w:tcPr>
+            <w:tcW w:type="dxa" w:w="1778"/>
+          </w:tcPr>
+          <w:p>
+            <w:r/>
+            <w:r>
+              <w:t>Privacy Management</w:t>
+            </w:r>
+          </w:p>
+        </w:tc>
+        <w:tc>
+          <w:tcPr>
+            <w:tcW w:type="dxa" w:w="1872"/>
+          </w:tcPr>
+          <w:p>
+            <w:r/>
+            <w:r>
+              <w:t>Privacy Repository Management</w:t>
+            </w:r>
+          </w:p>
+        </w:tc>
+        <w:tc>
+          <w:tcPr>
             <w:tcW w:type="dxa" w:w="2340"/>
           </w:tcPr>
           <w:p>
             <w:r/>
             <w:r>
               <w:t>Privacy Consent Agreement Obtaining function is used to obtain consent from the "Data Subject Party" at the time of a change to the Privacy Profile. This can be initiated by the "Data Subject Party" at creation of new usage, or by the Service when delivering a new scenario.</w:t>
-            </w:r>
-          </w:p>
-        </w:tc>
-        <w:tc>
-          <w:tcPr>
-            <w:tcW w:type="dxa" w:w="1778"/>
-          </w:tcPr>
-          <w:p>
-            <w:r/>
-            <w:r>
-              <w:t>Privacy Management</w:t>
-            </w:r>
-          </w:p>
-        </w:tc>
-        <w:tc>
-          <w:tcPr>
-            <w:tcW w:type="dxa" w:w="1872"/>
-          </w:tcPr>
-          <w:p>
-            <w:r/>
-            <w:r>
-              <w:t>Privacy Repository Management</w:t>
             </w:r>
           </w:p>
         </w:tc>
@@ -963,34 +963,34 @@
         </w:tc>
         <w:tc>
           <w:tcPr>
+            <w:tcW w:type="dxa" w:w="1778"/>
+          </w:tcPr>
+          <w:p>
+            <w:r/>
+            <w:r>
+              <w:t>Privacy Management</w:t>
+            </w:r>
+          </w:p>
+        </w:tc>
+        <w:tc>
+          <w:tcPr>
+            <w:tcW w:type="dxa" w:w="1872"/>
+          </w:tcPr>
+          <w:p>
+            <w:r/>
+            <w:r>
+              <w:t>Privacy Control</w:t>
+            </w:r>
+          </w:p>
+        </w:tc>
+        <w:tc>
+          <w:tcPr>
             <w:tcW w:type="dxa" w:w="2340"/>
           </w:tcPr>
           <w:p>
             <w:r/>
             <w:r>
               <w:t>Record Retention Management of data and information monitor and assures compliance with the retention aspects of federal and state laws, legal requirements and expectations as well as the enterprise policies and procedures.</w:t>
-            </w:r>
-          </w:p>
-        </w:tc>
-        <w:tc>
-          <w:tcPr>
-            <w:tcW w:type="dxa" w:w="1778"/>
-          </w:tcPr>
-          <w:p>
-            <w:r/>
-            <w:r>
-              <w:t>Privacy Management</w:t>
-            </w:r>
-          </w:p>
-        </w:tc>
-        <w:tc>
-          <w:tcPr>
-            <w:tcW w:type="dxa" w:w="1872"/>
-          </w:tcPr>
-          <w:p>
-            <w:r/>
-            <w:r>
-              <w:t>Privacy Control</w:t>
             </w:r>
           </w:p>
         </w:tc>
@@ -1117,7 +1117,7 @@
         </w:trPr>
         <w:tc>
           <w:tcPr>
-            <w:tcW w:type="dxa" w:w="1030"/>
+            <w:tcW w:type="dxa" w:w="936"/>
           </w:tcPr>
           <w:p>
             <w:r/>
@@ -1131,7 +1131,7 @@
         </w:tc>
         <w:tc>
           <w:tcPr>
-            <w:tcW w:type="dxa" w:w="1966"/>
+            <w:tcW w:type="dxa" w:w="1591"/>
           </w:tcPr>
           <w:p>
             <w:r/>
@@ -1145,7 +1145,7 @@
         </w:tc>
         <w:tc>
           <w:tcPr>
-            <w:tcW w:type="dxa" w:w="1685"/>
+            <w:tcW w:type="dxa" w:w="1498"/>
           </w:tcPr>
           <w:p>
             <w:r/>
@@ -1159,7 +1159,7 @@
         </w:tc>
         <w:tc>
           <w:tcPr>
-            <w:tcW w:type="dxa" w:w="1217"/>
+            <w:tcW w:type="dxa" w:w="1123"/>
           </w:tcPr>
           <w:p>
             <w:r/>
@@ -1173,7 +1173,7 @@
         </w:tc>
         <w:tc>
           <w:tcPr>
-            <w:tcW w:type="dxa" w:w="2246"/>
+            <w:tcW w:type="dxa" w:w="1966"/>
           </w:tcPr>
           <w:p>
             <w:r/>
@@ -1187,7 +1187,7 @@
         </w:tc>
         <w:tc>
           <w:tcPr>
-            <w:tcW w:type="dxa" w:w="1217"/>
+            <w:tcW w:type="dxa" w:w="2246"/>
           </w:tcPr>
           <w:p>
             <w:r/>
@@ -1203,7 +1203,7 @@
       <w:tr>
         <w:tc>
           <w:tcPr>
-            <w:tcW w:type="dxa" w:w="1030"/>
+            <w:tcW w:type="dxa" w:w="936"/>
           </w:tcPr>
           <w:p>
             <w:r/>
@@ -1214,34 +1214,45 @@
         </w:tc>
         <w:tc>
           <w:tcPr>
+            <w:tcW w:type="dxa" w:w="1591"/>
+          </w:tcPr>
+          <w:p>
+            <w:r/>
+            <w:r>
+              <w:t>Privacy Management API</w:t>
+            </w:r>
+          </w:p>
+        </w:tc>
+        <w:tc>
+          <w:tcPr>
+            <w:tcW w:type="dxa" w:w="1498"/>
+          </w:tcPr>
+          <w:p>
+            <w:r/>
+            <w:r>
+              <w:t>Mandatory</w:t>
+            </w:r>
+          </w:p>
+        </w:tc>
+        <w:tc>
+          <w:tcPr>
+            <w:tcW w:type="dxa" w:w="1123"/>
+          </w:tcPr>
+          <w:p>
+            <w:r/>
+            <w:r>
+              <w:t>5</w:t>
+            </w:r>
+          </w:p>
+        </w:tc>
+        <w:tc>
+          <w:tcPr>
             <w:tcW w:type="dxa" w:w="1966"/>
           </w:tcPr>
           <w:p>
             <w:r/>
             <w:r>
-              <w:t>Privacy Management API</w:t>
-            </w:r>
-          </w:p>
-        </w:tc>
-        <w:tc>
-          <w:tcPr>
-            <w:tcW w:type="dxa" w:w="1685"/>
-          </w:tcPr>
-          <w:p>
-            <w:r/>
-            <w:r>
-              <w:t>Mandatory</w:t>
-            </w:r>
-          </w:p>
-        </w:tc>
-        <w:tc>
-          <w:tcPr>
-            <w:tcW w:type="dxa" w:w="1217"/>
-          </w:tcPr>
-          <w:p>
-            <w:r/>
-            <w:r>
-              <w:t>5</w:t>
+              <w:t>partyPrivacyAgreement</w:t>
             </w:r>
           </w:p>
         </w:tc>
@@ -1252,54 +1263,7 @@
           <w:p>
             <w:r/>
             <w:r>
-              <w:t>partyPrivacyAgreement</w:t>
-            </w:r>
-            <w:r>
-              <w:br/>
-            </w:r>
-            <w:r>
-              <w:t>partyPrivacyProfile</w:t>
-            </w:r>
-            <w:r>
-              <w:br/>
-            </w:r>
-            <w:r>
-              <w:t>partyPrivacyProfileSpecification</w:t>
-            </w:r>
-          </w:p>
-        </w:tc>
-        <w:tc>
-          <w:tcPr>
-            <w:tcW w:type="dxa" w:w="1217"/>
-          </w:tcPr>
-          <w:p>
-            <w:r/>
-            <w:r>
-              <w:t>GET</w:t>
-            </w:r>
-            <w:r>
-              <w:br/>
-            </w:r>
-            <w:r>
-              <w:t>GET /id</w:t>
-            </w:r>
-            <w:r>
-              <w:br/>
-            </w:r>
-            <w:r>
-              <w:t>POST</w:t>
-            </w:r>
-            <w:r>
-              <w:br/>
-            </w:r>
-            <w:r>
-              <w:t>Patch /id</w:t>
-            </w:r>
-            <w:r>
-              <w:br/>
-            </w:r>
-            <w:r>
-              <w:t>DELETE</w:t>
+              <w:t>GET, GET /id, POST, Patch /id, DELETE</w:t>
             </w:r>
           </w:p>
         </w:tc>
@@ -1307,7 +1271,7 @@
       <w:tr>
         <w:tc>
           <w:tcPr>
-            <w:tcW w:type="dxa" w:w="1030"/>
+            <w:tcW w:type="dxa" w:w="936"/>
           </w:tcPr>
           <w:p>
             <w:r/>
@@ -1318,34 +1282,45 @@
         </w:tc>
         <w:tc>
           <w:tcPr>
+            <w:tcW w:type="dxa" w:w="1591"/>
+          </w:tcPr>
+          <w:p>
+            <w:r/>
+            <w:r>
+              <w:t>Privacy Management API</w:t>
+            </w:r>
+          </w:p>
+        </w:tc>
+        <w:tc>
+          <w:tcPr>
+            <w:tcW w:type="dxa" w:w="1498"/>
+          </w:tcPr>
+          <w:p>
+            <w:r/>
+            <w:r>
+              <w:t>Mandatory</w:t>
+            </w:r>
+          </w:p>
+        </w:tc>
+        <w:tc>
+          <w:tcPr>
+            <w:tcW w:type="dxa" w:w="1123"/>
+          </w:tcPr>
+          <w:p>
+            <w:r/>
+            <w:r>
+              <w:t>5</w:t>
+            </w:r>
+          </w:p>
+        </w:tc>
+        <w:tc>
+          <w:tcPr>
             <w:tcW w:type="dxa" w:w="1966"/>
           </w:tcPr>
           <w:p>
             <w:r/>
             <w:r>
-              <w:t>Privacy Management API</w:t>
-            </w:r>
-          </w:p>
-        </w:tc>
-        <w:tc>
-          <w:tcPr>
-            <w:tcW w:type="dxa" w:w="1685"/>
-          </w:tcPr>
-          <w:p>
-            <w:r/>
-            <w:r>
-              <w:t>Mandatory</w:t>
-            </w:r>
-          </w:p>
-        </w:tc>
-        <w:tc>
-          <w:tcPr>
-            <w:tcW w:type="dxa" w:w="1217"/>
-          </w:tcPr>
-          <w:p>
-            <w:r/>
-            <w:r>
-              <w:t>4</w:t>
+              <w:t>partyPrivacyProfile</w:t>
             </w:r>
           </w:p>
         </w:tc>
@@ -1356,54 +1331,7 @@
           <w:p>
             <w:r/>
             <w:r>
-              <w:t>partyPrivacyProfileSpecification</w:t>
-            </w:r>
-            <w:r>
-              <w:br/>
-            </w:r>
-            <w:r>
-              <w:t>partyPrivacyProfile</w:t>
-            </w:r>
-            <w:r>
-              <w:br/>
-            </w:r>
-            <w:r>
-              <w:t>partyPrivacyAgreement</w:t>
-            </w:r>
-          </w:p>
-        </w:tc>
-        <w:tc>
-          <w:tcPr>
-            <w:tcW w:type="dxa" w:w="1217"/>
-          </w:tcPr>
-          <w:p>
-            <w:r/>
-            <w:r>
-              <w:t>GET</w:t>
-            </w:r>
-            <w:r>
-              <w:br/>
-            </w:r>
-            <w:r>
-              <w:t>GET /id</w:t>
-            </w:r>
-            <w:r>
-              <w:br/>
-            </w:r>
-            <w:r>
-              <w:t>POST</w:t>
-            </w:r>
-            <w:r>
-              <w:br/>
-            </w:r>
-            <w:r>
-              <w:t>PATCH /id</w:t>
-            </w:r>
-            <w:r>
-              <w:br/>
-            </w:r>
-            <w:r>
-              <w:t>DELETE</w:t>
+              <w:t>GET, GET /id, POST, Patch /id, DELETE</w:t>
             </w:r>
           </w:p>
         </w:tc>
@@ -1411,7 +1339,279 @@
       <w:tr>
         <w:tc>
           <w:tcPr>
-            <w:tcW w:type="dxa" w:w="1030"/>
+            <w:tcW w:type="dxa" w:w="936"/>
+          </w:tcPr>
+          <w:p>
+            <w:r/>
+            <w:r>
+              <w:t>TMF644</w:t>
+            </w:r>
+          </w:p>
+        </w:tc>
+        <w:tc>
+          <w:tcPr>
+            <w:tcW w:type="dxa" w:w="1591"/>
+          </w:tcPr>
+          <w:p>
+            <w:r/>
+            <w:r>
+              <w:t>Privacy Management API</w:t>
+            </w:r>
+          </w:p>
+        </w:tc>
+        <w:tc>
+          <w:tcPr>
+            <w:tcW w:type="dxa" w:w="1498"/>
+          </w:tcPr>
+          <w:p>
+            <w:r/>
+            <w:r>
+              <w:t>Mandatory</w:t>
+            </w:r>
+          </w:p>
+        </w:tc>
+        <w:tc>
+          <w:tcPr>
+            <w:tcW w:type="dxa" w:w="1123"/>
+          </w:tcPr>
+          <w:p>
+            <w:r/>
+            <w:r>
+              <w:t>5</w:t>
+            </w:r>
+          </w:p>
+        </w:tc>
+        <w:tc>
+          <w:tcPr>
+            <w:tcW w:type="dxa" w:w="1966"/>
+          </w:tcPr>
+          <w:p>
+            <w:r/>
+            <w:r>
+              <w:t>partyPrivacyProfileSpecification</w:t>
+            </w:r>
+          </w:p>
+        </w:tc>
+        <w:tc>
+          <w:tcPr>
+            <w:tcW w:type="dxa" w:w="2246"/>
+          </w:tcPr>
+          <w:p>
+            <w:r/>
+            <w:r>
+              <w:t>GET, GET /id, POST, Patch /id, DELETE</w:t>
+            </w:r>
+          </w:p>
+        </w:tc>
+      </w:tr>
+      <w:tr>
+        <w:tc>
+          <w:tcPr>
+            <w:tcW w:type="dxa" w:w="936"/>
+          </w:tcPr>
+          <w:p>
+            <w:r/>
+            <w:r>
+              <w:t>TMF644</w:t>
+            </w:r>
+          </w:p>
+        </w:tc>
+        <w:tc>
+          <w:tcPr>
+            <w:tcW w:type="dxa" w:w="1591"/>
+          </w:tcPr>
+          <w:p>
+            <w:r/>
+            <w:r>
+              <w:t>Privacy Management API</w:t>
+            </w:r>
+          </w:p>
+        </w:tc>
+        <w:tc>
+          <w:tcPr>
+            <w:tcW w:type="dxa" w:w="1498"/>
+          </w:tcPr>
+          <w:p>
+            <w:r/>
+            <w:r>
+              <w:t>Mandatory</w:t>
+            </w:r>
+          </w:p>
+        </w:tc>
+        <w:tc>
+          <w:tcPr>
+            <w:tcW w:type="dxa" w:w="1123"/>
+          </w:tcPr>
+          <w:p>
+            <w:r/>
+            <w:r>
+              <w:t>4</w:t>
+            </w:r>
+          </w:p>
+        </w:tc>
+        <w:tc>
+          <w:tcPr>
+            <w:tcW w:type="dxa" w:w="1966"/>
+          </w:tcPr>
+          <w:p>
+            <w:r/>
+            <w:r>
+              <w:t>partyPrivacyProfileSpecification</w:t>
+            </w:r>
+          </w:p>
+        </w:tc>
+        <w:tc>
+          <w:tcPr>
+            <w:tcW w:type="dxa" w:w="2246"/>
+          </w:tcPr>
+          <w:p>
+            <w:r/>
+            <w:r>
+              <w:t>GET, GET /id, POST, PATCH /id, DELETE</w:t>
+            </w:r>
+          </w:p>
+        </w:tc>
+      </w:tr>
+      <w:tr>
+        <w:tc>
+          <w:tcPr>
+            <w:tcW w:type="dxa" w:w="936"/>
+          </w:tcPr>
+          <w:p>
+            <w:r/>
+            <w:r>
+              <w:t>TMF644</w:t>
+            </w:r>
+          </w:p>
+        </w:tc>
+        <w:tc>
+          <w:tcPr>
+            <w:tcW w:type="dxa" w:w="1591"/>
+          </w:tcPr>
+          <w:p>
+            <w:r/>
+            <w:r>
+              <w:t>Privacy Management API</w:t>
+            </w:r>
+          </w:p>
+        </w:tc>
+        <w:tc>
+          <w:tcPr>
+            <w:tcW w:type="dxa" w:w="1498"/>
+          </w:tcPr>
+          <w:p>
+            <w:r/>
+            <w:r>
+              <w:t>Mandatory</w:t>
+            </w:r>
+          </w:p>
+        </w:tc>
+        <w:tc>
+          <w:tcPr>
+            <w:tcW w:type="dxa" w:w="1123"/>
+          </w:tcPr>
+          <w:p>
+            <w:r/>
+            <w:r>
+              <w:t>4</w:t>
+            </w:r>
+          </w:p>
+        </w:tc>
+        <w:tc>
+          <w:tcPr>
+            <w:tcW w:type="dxa" w:w="1966"/>
+          </w:tcPr>
+          <w:p>
+            <w:r/>
+            <w:r>
+              <w:t>partyPrivacyProfile</w:t>
+            </w:r>
+          </w:p>
+        </w:tc>
+        <w:tc>
+          <w:tcPr>
+            <w:tcW w:type="dxa" w:w="2246"/>
+          </w:tcPr>
+          <w:p>
+            <w:r/>
+            <w:r>
+              <w:t>GET, GET /id, POST, PATCH /id, DELETE</w:t>
+            </w:r>
+          </w:p>
+        </w:tc>
+      </w:tr>
+      <w:tr>
+        <w:tc>
+          <w:tcPr>
+            <w:tcW w:type="dxa" w:w="936"/>
+          </w:tcPr>
+          <w:p>
+            <w:r/>
+            <w:r>
+              <w:t>TMF644</w:t>
+            </w:r>
+          </w:p>
+        </w:tc>
+        <w:tc>
+          <w:tcPr>
+            <w:tcW w:type="dxa" w:w="1591"/>
+          </w:tcPr>
+          <w:p>
+            <w:r/>
+            <w:r>
+              <w:t>Privacy Management API</w:t>
+            </w:r>
+          </w:p>
+        </w:tc>
+        <w:tc>
+          <w:tcPr>
+            <w:tcW w:type="dxa" w:w="1498"/>
+          </w:tcPr>
+          <w:p>
+            <w:r/>
+            <w:r>
+              <w:t>Mandatory</w:t>
+            </w:r>
+          </w:p>
+        </w:tc>
+        <w:tc>
+          <w:tcPr>
+            <w:tcW w:type="dxa" w:w="1123"/>
+          </w:tcPr>
+          <w:p>
+            <w:r/>
+            <w:r>
+              <w:t>4</w:t>
+            </w:r>
+          </w:p>
+        </w:tc>
+        <w:tc>
+          <w:tcPr>
+            <w:tcW w:type="dxa" w:w="1966"/>
+          </w:tcPr>
+          <w:p>
+            <w:r/>
+            <w:r>
+              <w:t>partyPrivacyAgreement</w:t>
+            </w:r>
+          </w:p>
+        </w:tc>
+        <w:tc>
+          <w:tcPr>
+            <w:tcW w:type="dxa" w:w="2246"/>
+          </w:tcPr>
+          <w:p>
+            <w:r/>
+            <w:r>
+              <w:t>GET, GET /id, POST, PATCH /id, DELETE</w:t>
+            </w:r>
+          </w:p>
+        </w:tc>
+      </w:tr>
+      <w:tr>
+        <w:tc>
+          <w:tcPr>
+            <w:tcW w:type="dxa" w:w="936"/>
           </w:tcPr>
           <w:p>
             <w:r/>
@@ -1422,18 +1622,86 @@
         </w:tc>
         <w:tc>
           <w:tcPr>
+            <w:tcW w:type="dxa" w:w="1591"/>
+          </w:tcPr>
+          <w:p>
+            <w:r/>
+            <w:r>
+              <w:t>UNRESOLVED-TMF701</w:t>
+            </w:r>
+          </w:p>
+        </w:tc>
+        <w:tc>
+          <w:tcPr>
+            <w:tcW w:type="dxa" w:w="1498"/>
+          </w:tcPr>
+          <w:p>
+            <w:r/>
+            <w:r>
+              <w:t>Optional</w:t>
+            </w:r>
+          </w:p>
+        </w:tc>
+        <w:tc>
+          <w:tcPr>
+            <w:tcW w:type="dxa" w:w="1123"/>
+          </w:tcPr>
+          <w:p>
+            <w:r/>
+            <w:r>
+              <w:t>4</w:t>
+            </w:r>
+          </w:p>
+        </w:tc>
+        <w:tc>
+          <w:tcPr>
             <w:tcW w:type="dxa" w:w="1966"/>
           </w:tcPr>
           <w:p>
             <w:r/>
             <w:r>
-              <w:t>Process Flow Management API</w:t>
-            </w:r>
-          </w:p>
-        </w:tc>
-        <w:tc>
-          <w:tcPr>
-            <w:tcW w:type="dxa" w:w="1685"/>
+              <w:t>processFlow</w:t>
+            </w:r>
+          </w:p>
+        </w:tc>
+        <w:tc>
+          <w:tcPr>
+            <w:tcW w:type="dxa" w:w="2246"/>
+          </w:tcPr>
+          <w:p>
+            <w:r/>
+            <w:r>
+              <w:t>GET, GET /id, POST, DELETE /id</w:t>
+            </w:r>
+          </w:p>
+        </w:tc>
+      </w:tr>
+      <w:tr>
+        <w:tc>
+          <w:tcPr>
+            <w:tcW w:type="dxa" w:w="936"/>
+          </w:tcPr>
+          <w:p>
+            <w:r/>
+            <w:r>
+              <w:t>TMF701</w:t>
+            </w:r>
+          </w:p>
+        </w:tc>
+        <w:tc>
+          <w:tcPr>
+            <w:tcW w:type="dxa" w:w="1591"/>
+          </w:tcPr>
+          <w:p>
+            <w:r/>
+            <w:r>
+              <w:t>UNRESOLVED-TMF701</w:t>
+            </w:r>
+          </w:p>
+        </w:tc>
+        <w:tc>
+          <w:tcPr>
+            <w:tcW w:type="dxa" w:w="1498"/>
           </w:tcPr>
           <w:p>
             <w:r/>
@@ -1444,7 +1712,7 @@
         </w:tc>
         <w:tc>
           <w:tcPr>
-            <w:tcW w:type="dxa" w:w="1217"/>
+            <w:tcW w:type="dxa" w:w="1123"/>
           </w:tcPr>
           <w:p>
             <w:r/>
@@ -1455,53 +1723,23 @@
         </w:tc>
         <w:tc>
           <w:tcPr>
+            <w:tcW w:type="dxa" w:w="1966"/>
+          </w:tcPr>
+          <w:p>
+            <w:r/>
+            <w:r>
+              <w:t>taskFlow</w:t>
+            </w:r>
+          </w:p>
+        </w:tc>
+        <w:tc>
+          <w:tcPr>
             <w:tcW w:type="dxa" w:w="2246"/>
           </w:tcPr>
           <w:p>
             <w:r/>
             <w:r>
-              <w:t>processFlow</w:t>
-            </w:r>
-            <w:r>
-              <w:br/>
-            </w:r>
-            <w:r>
-              <w:t>taskFlow</w:t>
-            </w:r>
-          </w:p>
-        </w:tc>
-        <w:tc>
-          <w:tcPr>
-            <w:tcW w:type="dxa" w:w="1217"/>
-          </w:tcPr>
-          <w:p>
-            <w:r/>
-            <w:r>
-              <w:t>GET</w:t>
-            </w:r>
-            <w:r>
-              <w:br/>
-            </w:r>
-            <w:r>
-              <w:t>GET /id</w:t>
-            </w:r>
-            <w:r>
-              <w:br/>
-            </w:r>
-            <w:r>
-              <w:t>POST</w:t>
-            </w:r>
-            <w:r>
-              <w:br/>
-            </w:r>
-            <w:r>
-              <w:t>DELETE /id</w:t>
-            </w:r>
-            <w:r>
-              <w:br/>
-            </w:r>
-            <w:r>
-              <w:t>PATCH /id</w:t>
+              <w:t>GET, GET /id, PATCH /id</w:t>
             </w:r>
           </w:p>
         </w:tc>
@@ -1512,7 +1750,7 @@
       <w:r>
         <w:drawing>
           <wp:inline xmlns:a="http://schemas.openxmlformats.org/drawingml/2006/main" xmlns:pic="http://schemas.openxmlformats.org/drawingml/2006/picture">
-            <wp:extent cx="5394960" cy="3711368"/>
+            <wp:extent cx="5394960" cy="3826061"/>
             <wp:docPr id="3" name="Picture 3"/>
             <wp:cNvGraphicFramePr>
               <a:graphicFrameLocks noChangeAspect="1"/>
@@ -1533,7 +1771,7 @@
                   <pic:spPr>
                     <a:xfrm>
                       <a:off x="0" y="0"/>
-                      <a:ext cx="5394960" cy="3711368"/>
+                      <a:ext cx="5394960" cy="3826061"/>
                     </a:xfrm>
                     <a:prstGeom prst="rect"/>
                   </pic:spPr>
@@ -1603,7 +1841,7 @@
         </w:tc>
         <w:tc>
           <w:tcPr>
-            <w:tcW w:type="dxa" w:w="2340"/>
+            <w:tcW w:type="dxa" w:w="2246"/>
           </w:tcPr>
           <w:p>
             <w:r/>
@@ -1631,7 +1869,7 @@
         </w:tc>
         <w:tc>
           <w:tcPr>
-            <w:tcW w:type="dxa" w:w="1778"/>
+            <w:tcW w:type="dxa" w:w="1685"/>
           </w:tcPr>
           <w:p>
             <w:r/>
@@ -1659,7 +1897,7 @@
         </w:tc>
         <w:tc>
           <w:tcPr>
-            <w:tcW w:type="dxa" w:w="1404"/>
+            <w:tcW w:type="dxa" w:w="1591"/>
           </w:tcPr>
           <w:p>
             <w:r/>
@@ -1686,7 +1924,7 @@
         </w:tc>
         <w:tc>
           <w:tcPr>
-            <w:tcW w:type="dxa" w:w="2340"/>
+            <w:tcW w:type="dxa" w:w="2246"/>
           </w:tcPr>
           <w:p>
             <w:r/>
@@ -1708,7 +1946,7 @@
         </w:tc>
         <w:tc>
           <w:tcPr>
-            <w:tcW w:type="dxa" w:w="1778"/>
+            <w:tcW w:type="dxa" w:w="1685"/>
           </w:tcPr>
           <w:p>
             <w:r/>
@@ -1730,18 +1968,12 @@
         </w:tc>
         <w:tc>
           <w:tcPr>
-            <w:tcW w:type="dxa" w:w="1404"/>
-          </w:tcPr>
-          <w:p>
-            <w:r/>
-            <w:r>
-              <w:t>GET</w:t>
-            </w:r>
-            <w:r>
-              <w:br/>
-            </w:r>
-            <w:r>
-              <w:t>GET /id</w:t>
+            <w:tcW w:type="dxa" w:w="1591"/>
+          </w:tcPr>
+          <w:p>
+            <w:r/>
+            <w:r>
+              <w:t>GET, GET /id</w:t>
             </w:r>
           </w:p>
         </w:tc>
@@ -1760,7 +1992,7 @@
         </w:tc>
         <w:tc>
           <w:tcPr>
-            <w:tcW w:type="dxa" w:w="2340"/>
+            <w:tcW w:type="dxa" w:w="2246"/>
           </w:tcPr>
           <w:p>
             <w:r/>
@@ -1782,7 +2014,7 @@
         </w:tc>
         <w:tc>
           <w:tcPr>
-            <w:tcW w:type="dxa" w:w="1778"/>
+            <w:tcW w:type="dxa" w:w="1685"/>
           </w:tcPr>
           <w:p>
             <w:r/>
@@ -1804,18 +2036,12 @@
         </w:tc>
         <w:tc>
           <w:tcPr>
-            <w:tcW w:type="dxa" w:w="1404"/>
-          </w:tcPr>
-          <w:p>
-            <w:r/>
-            <w:r>
-              <w:t>GET</w:t>
-            </w:r>
-            <w:r>
-              <w:br/>
-            </w:r>
-            <w:r>
-              <w:t>GET /id</w:t>
+            <w:tcW w:type="dxa" w:w="1591"/>
+          </w:tcPr>
+          <w:p>
+            <w:r/>
+            <w:r>
+              <w:t>GET, GET /id</w:t>
             </w:r>
           </w:p>
         </w:tc>
@@ -1834,7 +2060,7 @@
         </w:tc>
         <w:tc>
           <w:tcPr>
-            <w:tcW w:type="dxa" w:w="2340"/>
+            <w:tcW w:type="dxa" w:w="2246"/>
           </w:tcPr>
           <w:p>
             <w:r/>
@@ -1856,7 +2082,7 @@
         </w:tc>
         <w:tc>
           <w:tcPr>
-            <w:tcW w:type="dxa" w:w="1778"/>
+            <w:tcW w:type="dxa" w:w="1685"/>
           </w:tcPr>
           <w:p>
             <w:r/>
@@ -1874,28 +2100,16 @@
             <w:r>
               <w:t>individual</w:t>
             </w:r>
-            <w:r>
-              <w:br/>
-            </w:r>
-            <w:r>
-              <w:t>organization</w:t>
-            </w:r>
-          </w:p>
-        </w:tc>
-        <w:tc>
-          <w:tcPr>
-            <w:tcW w:type="dxa" w:w="1404"/>
-          </w:tcPr>
-          <w:p>
-            <w:r/>
-            <w:r>
-              <w:t>GET</w:t>
-            </w:r>
-            <w:r>
-              <w:br/>
-            </w:r>
-            <w:r>
-              <w:t>GET /id</w:t>
+          </w:p>
+        </w:tc>
+        <w:tc>
+          <w:tcPr>
+            <w:tcW w:type="dxa" w:w="1591"/>
+          </w:tcPr>
+          <w:p>
+            <w:r/>
+            <w:r>
+              <w:t>GET, GET /id</w:t>
             </w:r>
           </w:p>
         </w:tc>
@@ -1914,7 +2128,7 @@
         </w:tc>
         <w:tc>
           <w:tcPr>
-            <w:tcW w:type="dxa" w:w="2340"/>
+            <w:tcW w:type="dxa" w:w="2246"/>
           </w:tcPr>
           <w:p>
             <w:r/>
@@ -1930,13 +2144,13 @@
           <w:p>
             <w:r/>
             <w:r>
-              <w:t>4</w:t>
-            </w:r>
-          </w:p>
-        </w:tc>
-        <w:tc>
-          <w:tcPr>
-            <w:tcW w:type="dxa" w:w="1778"/>
+              <w:t>5</w:t>
+            </w:r>
+          </w:p>
+        </w:tc>
+        <w:tc>
+          <w:tcPr>
+            <w:tcW w:type="dxa" w:w="1685"/>
           </w:tcPr>
           <w:p>
             <w:r/>
@@ -1952,30 +2166,18 @@
           <w:p>
             <w:r/>
             <w:r>
-              <w:t>individual</w:t>
-            </w:r>
-            <w:r>
-              <w:br/>
-            </w:r>
-            <w:r>
               <w:t>organization</w:t>
             </w:r>
           </w:p>
         </w:tc>
         <w:tc>
           <w:tcPr>
-            <w:tcW w:type="dxa" w:w="1404"/>
-          </w:tcPr>
-          <w:p>
-            <w:r/>
-            <w:r>
-              <w:t>GET</w:t>
-            </w:r>
-            <w:r>
-              <w:br/>
-            </w:r>
-            <w:r>
-              <w:t>GET /id</w:t>
+            <w:tcW w:type="dxa" w:w="1591"/>
+          </w:tcPr>
+          <w:p>
+            <w:r/>
+            <w:r>
+              <w:t>GET, GET /id</w:t>
             </w:r>
           </w:p>
         </w:tc>
@@ -1988,18 +2190,18 @@
           <w:p>
             <w:r/>
             <w:r>
-              <w:t>TMF667</w:t>
-            </w:r>
-          </w:p>
-        </w:tc>
-        <w:tc>
-          <w:tcPr>
-            <w:tcW w:type="dxa" w:w="2340"/>
-          </w:tcPr>
-          <w:p>
-            <w:r/>
-            <w:r>
-              <w:t>Document Management API</w:t>
+              <w:t>TMF632</w:t>
+            </w:r>
+          </w:p>
+        </w:tc>
+        <w:tc>
+          <w:tcPr>
+            <w:tcW w:type="dxa" w:w="2246"/>
+          </w:tcPr>
+          <w:p>
+            <w:r/>
+            <w:r>
+              <w:t>Party Management API</w:t>
             </w:r>
           </w:p>
         </w:tc>
@@ -2016,12 +2218,12 @@
         </w:tc>
         <w:tc>
           <w:tcPr>
-            <w:tcW w:type="dxa" w:w="1778"/>
-          </w:tcPr>
-          <w:p>
-            <w:r/>
-            <w:r>
-              <w:t>Optional</w:t>
+            <w:tcW w:type="dxa" w:w="1685"/>
+          </w:tcPr>
+          <w:p>
+            <w:r/>
+            <w:r>
+              <w:t>Mandatory</w:t>
             </w:r>
           </w:p>
         </w:tc>
@@ -2032,30 +2234,18 @@
           <w:p>
             <w:r/>
             <w:r>
-              <w:t>document</w:t>
-            </w:r>
-          </w:p>
-        </w:tc>
-        <w:tc>
-          <w:tcPr>
-            <w:tcW w:type="dxa" w:w="1404"/>
-          </w:tcPr>
-          <w:p>
-            <w:r/>
-            <w:r>
-              <w:t>GET</w:t>
-            </w:r>
-            <w:r>
-              <w:br/>
-            </w:r>
-            <w:r>
-              <w:t>GET /id</w:t>
-            </w:r>
-            <w:r>
-              <w:br/>
-            </w:r>
-            <w:r>
-              <w:t>POST</w:t>
+              <w:t>individual</w:t>
+            </w:r>
+          </w:p>
+        </w:tc>
+        <w:tc>
+          <w:tcPr>
+            <w:tcW w:type="dxa" w:w="1591"/>
+          </w:tcPr>
+          <w:p>
+            <w:r/>
+            <w:r>
+              <w:t>GET, GET /id</w:t>
             </w:r>
           </w:p>
         </w:tc>
@@ -2068,18 +2258,18 @@
           <w:p>
             <w:r/>
             <w:r>
-              <w:t>TMF669</w:t>
-            </w:r>
-          </w:p>
-        </w:tc>
-        <w:tc>
-          <w:tcPr>
-            <w:tcW w:type="dxa" w:w="2340"/>
-          </w:tcPr>
-          <w:p>
-            <w:r/>
-            <w:r>
-              <w:t>Party Role Management API</w:t>
+              <w:t>TMF632</w:t>
+            </w:r>
+          </w:p>
+        </w:tc>
+        <w:tc>
+          <w:tcPr>
+            <w:tcW w:type="dxa" w:w="2246"/>
+          </w:tcPr>
+          <w:p>
+            <w:r/>
+            <w:r>
+              <w:t>Party Management API</w:t>
             </w:r>
           </w:p>
         </w:tc>
@@ -2090,13 +2280,13 @@
           <w:p>
             <w:r/>
             <w:r>
-              <w:t>5</w:t>
-            </w:r>
-          </w:p>
-        </w:tc>
-        <w:tc>
-          <w:tcPr>
-            <w:tcW w:type="dxa" w:w="1778"/>
+              <w:t>4</w:t>
+            </w:r>
+          </w:p>
+        </w:tc>
+        <w:tc>
+          <w:tcPr>
+            <w:tcW w:type="dxa" w:w="1685"/>
           </w:tcPr>
           <w:p>
             <w:r/>
@@ -2112,24 +2302,18 @@
           <w:p>
             <w:r/>
             <w:r>
-              <w:t>partyRole</w:t>
-            </w:r>
-          </w:p>
-        </w:tc>
-        <w:tc>
-          <w:tcPr>
-            <w:tcW w:type="dxa" w:w="1404"/>
-          </w:tcPr>
-          <w:p>
-            <w:r/>
-            <w:r>
-              <w:t>GET</w:t>
-            </w:r>
-            <w:r>
-              <w:br/>
-            </w:r>
-            <w:r>
-              <w:t>GET /id</w:t>
+              <w:t>organization</w:t>
+            </w:r>
+          </w:p>
+        </w:tc>
+        <w:tc>
+          <w:tcPr>
+            <w:tcW w:type="dxa" w:w="1591"/>
+          </w:tcPr>
+          <w:p>
+            <w:r/>
+            <w:r>
+              <w:t>GET, GET /id</w:t>
             </w:r>
           </w:p>
         </w:tc>
@@ -2142,13 +2326,81 @@
           <w:p>
             <w:r/>
             <w:r>
+              <w:t>TMF667</w:t>
+            </w:r>
+          </w:p>
+        </w:tc>
+        <w:tc>
+          <w:tcPr>
+            <w:tcW w:type="dxa" w:w="2246"/>
+          </w:tcPr>
+          <w:p>
+            <w:r/>
+            <w:r>
+              <w:t>Document Management API</w:t>
+            </w:r>
+          </w:p>
+        </w:tc>
+        <w:tc>
+          <w:tcPr>
+            <w:tcW w:type="dxa" w:w="1310"/>
+          </w:tcPr>
+          <w:p>
+            <w:r/>
+            <w:r>
+              <w:t>4</w:t>
+            </w:r>
+          </w:p>
+        </w:tc>
+        <w:tc>
+          <w:tcPr>
+            <w:tcW w:type="dxa" w:w="1685"/>
+          </w:tcPr>
+          <w:p>
+            <w:r/>
+            <w:r>
+              <w:t>Optional</w:t>
+            </w:r>
+          </w:p>
+        </w:tc>
+        <w:tc>
+          <w:tcPr>
+            <w:tcW w:type="dxa" w:w="1498"/>
+          </w:tcPr>
+          <w:p>
+            <w:r/>
+            <w:r>
+              <w:t>document</w:t>
+            </w:r>
+          </w:p>
+        </w:tc>
+        <w:tc>
+          <w:tcPr>
+            <w:tcW w:type="dxa" w:w="1591"/>
+          </w:tcPr>
+          <w:p>
+            <w:r/>
+            <w:r>
+              <w:t>GET, GET /id, POST</w:t>
+            </w:r>
+          </w:p>
+        </w:tc>
+      </w:tr>
+      <w:tr>
+        <w:tc>
+          <w:tcPr>
+            <w:tcW w:type="dxa" w:w="1030"/>
+          </w:tcPr>
+          <w:p>
+            <w:r/>
+            <w:r>
               <w:t>TMF669</w:t>
             </w:r>
           </w:p>
         </w:tc>
         <w:tc>
           <w:tcPr>
-            <w:tcW w:type="dxa" w:w="2340"/>
+            <w:tcW w:type="dxa" w:w="2246"/>
           </w:tcPr>
           <w:p>
             <w:r/>
@@ -2164,13 +2416,81 @@
           <w:p>
             <w:r/>
             <w:r>
+              <w:t>5</w:t>
+            </w:r>
+          </w:p>
+        </w:tc>
+        <w:tc>
+          <w:tcPr>
+            <w:tcW w:type="dxa" w:w="1685"/>
+          </w:tcPr>
+          <w:p>
+            <w:r/>
+            <w:r>
+              <w:t>Mandatory</w:t>
+            </w:r>
+          </w:p>
+        </w:tc>
+        <w:tc>
+          <w:tcPr>
+            <w:tcW w:type="dxa" w:w="1498"/>
+          </w:tcPr>
+          <w:p>
+            <w:r/>
+            <w:r>
+              <w:t>partyRole</w:t>
+            </w:r>
+          </w:p>
+        </w:tc>
+        <w:tc>
+          <w:tcPr>
+            <w:tcW w:type="dxa" w:w="1591"/>
+          </w:tcPr>
+          <w:p>
+            <w:r/>
+            <w:r>
+              <w:t>GET, GET /id</w:t>
+            </w:r>
+          </w:p>
+        </w:tc>
+      </w:tr>
+      <w:tr>
+        <w:tc>
+          <w:tcPr>
+            <w:tcW w:type="dxa" w:w="1030"/>
+          </w:tcPr>
+          <w:p>
+            <w:r/>
+            <w:r>
+              <w:t>TMF669</w:t>
+            </w:r>
+          </w:p>
+        </w:tc>
+        <w:tc>
+          <w:tcPr>
+            <w:tcW w:type="dxa" w:w="2246"/>
+          </w:tcPr>
+          <w:p>
+            <w:r/>
+            <w:r>
+              <w:t>Party Role Management API</w:t>
+            </w:r>
+          </w:p>
+        </w:tc>
+        <w:tc>
+          <w:tcPr>
+            <w:tcW w:type="dxa" w:w="1310"/>
+          </w:tcPr>
+          <w:p>
+            <w:r/>
+            <w:r>
               <w:t>4</w:t>
             </w:r>
           </w:p>
         </w:tc>
         <w:tc>
           <w:tcPr>
-            <w:tcW w:type="dxa" w:w="1778"/>
+            <w:tcW w:type="dxa" w:w="1685"/>
           </w:tcPr>
           <w:p>
             <w:r/>
@@ -2192,18 +2512,12 @@
         </w:tc>
         <w:tc>
           <w:tcPr>
-            <w:tcW w:type="dxa" w:w="1404"/>
-          </w:tcPr>
-          <w:p>
-            <w:r/>
-            <w:r>
-              <w:t>GET</w:t>
-            </w:r>
-            <w:r>
-              <w:br/>
-            </w:r>
-            <w:r>
-              <w:t>GET /id</w:t>
+            <w:tcW w:type="dxa" w:w="1591"/>
+          </w:tcPr>
+          <w:p>
+            <w:r/>
+            <w:r>
+              <w:t>GET, GET /id</w:t>
             </w:r>
           </w:p>
         </w:tc>

--- a/specifications/TMFC022-PartyPrivacyManagement/Diagrams/TMFC022_Party_Privacy_Management.docx
+++ b/specifications/TMFC022-PartyPrivacyManagement/Diagrams/TMFC022_Party_Privacy_Management.docx
@@ -155,6 +155,9 @@
         </w:tc>
       </w:tr>
       <w:tr>
+        <w:trPr>
+          <w:cantSplit/>
+        </w:trPr>
         <w:tc>
           <w:tcPr>
             <w:tcW w:type="dxa" w:w="2434"/>
@@ -358,6 +361,9 @@
         </w:tc>
       </w:tr>
       <w:tr>
+        <w:trPr>
+          <w:cantSplit/>
+        </w:trPr>
         <w:tc>
           <w:tcPr>
             <w:tcW w:type="dxa" w:w="1498"/>
@@ -445,7 +451,7 @@
         </w:trPr>
         <w:tc>
           <w:tcPr>
-            <w:tcW w:type="dxa" w:w="1404"/>
+            <w:tcW w:type="dxa" w:w="1591"/>
           </w:tcPr>
           <w:p>
             <w:r/>
@@ -459,7 +465,7 @@
         </w:tc>
         <w:tc>
           <w:tcPr>
-            <w:tcW w:type="dxa" w:w="2902"/>
+            <w:tcW w:type="dxa" w:w="2808"/>
           </w:tcPr>
           <w:p>
             <w:r/>
@@ -473,7 +479,7 @@
         </w:tc>
         <w:tc>
           <w:tcPr>
-            <w:tcW w:type="dxa" w:w="2153"/>
+            <w:tcW w:type="dxa" w:w="2059"/>
           </w:tcPr>
           <w:p>
             <w:r/>
@@ -501,20 +507,23 @@
         </w:tc>
       </w:tr>
       <w:tr>
-        <w:tc>
-          <w:tcPr>
-            <w:tcW w:type="dxa" w:w="1404"/>
-          </w:tcPr>
-          <w:p>
-            <w:r/>
-            <w:r>
-              <w:t>Party Privacy</w:t>
-            </w:r>
-          </w:p>
-        </w:tc>
-        <w:tc>
-          <w:tcPr>
-            <w:tcW w:type="dxa" w:w="2902"/>
+        <w:trPr>
+          <w:cantSplit/>
+        </w:trPr>
+        <w:tc>
+          <w:tcPr>
+            <w:tcW w:type="dxa" w:w="1591"/>
+          </w:tcPr>
+          <w:p>
+            <w:r/>
+            <w:r>
+              <w:t>Party Privacy ABE</w:t>
+            </w:r>
+          </w:p>
+        </w:tc>
+        <w:tc>
+          <w:tcPr>
+            <w:tcW w:type="dxa" w:w="2808"/>
           </w:tcPr>
           <w:p>
             <w:r/>
@@ -525,12 +534,12 @@
         </w:tc>
         <w:tc>
           <w:tcPr>
-            <w:tcW w:type="dxa" w:w="2153"/>
-          </w:tcPr>
-          <w:p>
-            <w:r/>
-            <w:r>
-              <w:t>Party Privacy Profile</w:t>
+            <w:tcW w:type="dxa" w:w="2059"/>
+          </w:tcPr>
+          <w:p>
+            <w:r/>
+            <w:r>
+              <w:t>Party Privacy Profile ABE</w:t>
             </w:r>
           </w:p>
         </w:tc>
@@ -612,7 +621,7 @@
         </w:tc>
         <w:tc>
           <w:tcPr>
-            <w:tcW w:type="dxa" w:w="1778"/>
+            <w:tcW w:type="dxa" w:w="1591"/>
           </w:tcPr>
           <w:p>
             <w:r/>
@@ -620,13 +629,13 @@
               <w:rPr>
                 <w:b/>
               </w:rPr>
-              <w:t>Aggregate Function Level 1</w:t>
-            </w:r>
-          </w:p>
-        </w:tc>
-        <w:tc>
-          <w:tcPr>
-            <w:tcW w:type="dxa" w:w="1872"/>
+              <w:t>Aggregate Function L1</w:t>
+            </w:r>
+          </w:p>
+        </w:tc>
+        <w:tc>
+          <w:tcPr>
+            <w:tcW w:type="dxa" w:w="1966"/>
           </w:tcPr>
           <w:p>
             <w:r/>
@@ -634,13 +643,13 @@
               <w:rPr>
                 <w:b/>
               </w:rPr>
-              <w:t>Aggregate Function Level 2</w:t>
-            </w:r>
-          </w:p>
-        </w:tc>
-        <w:tc>
-          <w:tcPr>
-            <w:tcW w:type="dxa" w:w="2340"/>
+              <w:t>Aggregate Function L2</w:t>
+            </w:r>
+          </w:p>
+        </w:tc>
+        <w:tc>
+          <w:tcPr>
+            <w:tcW w:type="dxa" w:w="2434"/>
           </w:tcPr>
           <w:p>
             <w:r/>
@@ -654,6 +663,9 @@
         </w:tc>
       </w:tr>
       <w:tr>
+        <w:trPr>
+          <w:cantSplit/>
+        </w:trPr>
         <w:tc>
           <w:tcPr>
             <w:tcW w:type="dxa" w:w="1217"/>
@@ -678,7 +690,7 @@
         </w:tc>
         <w:tc>
           <w:tcPr>
-            <w:tcW w:type="dxa" w:w="1778"/>
+            <w:tcW w:type="dxa" w:w="1591"/>
           </w:tcPr>
           <w:p>
             <w:r/>
@@ -689,7 +701,7 @@
         </w:tc>
         <w:tc>
           <w:tcPr>
-            <w:tcW w:type="dxa" w:w="1872"/>
+            <w:tcW w:type="dxa" w:w="1966"/>
           </w:tcPr>
           <w:p>
             <w:r/>
@@ -700,7 +712,7 @@
         </w:tc>
         <w:tc>
           <w:tcPr>
-            <w:tcW w:type="dxa" w:w="2340"/>
+            <w:tcW w:type="dxa" w:w="2434"/>
           </w:tcPr>
           <w:p>
             <w:r/>
@@ -711,6 +723,9 @@
         </w:tc>
       </w:tr>
       <w:tr>
+        <w:trPr>
+          <w:cantSplit/>
+        </w:trPr>
         <w:tc>
           <w:tcPr>
             <w:tcW w:type="dxa" w:w="1217"/>
@@ -735,7 +750,7 @@
         </w:tc>
         <w:tc>
           <w:tcPr>
-            <w:tcW w:type="dxa" w:w="1778"/>
+            <w:tcW w:type="dxa" w:w="1591"/>
           </w:tcPr>
           <w:p>
             <w:r/>
@@ -746,7 +761,7 @@
         </w:tc>
         <w:tc>
           <w:tcPr>
-            <w:tcW w:type="dxa" w:w="1872"/>
+            <w:tcW w:type="dxa" w:w="1966"/>
           </w:tcPr>
           <w:p>
             <w:r/>
@@ -757,7 +772,7 @@
         </w:tc>
         <w:tc>
           <w:tcPr>
-            <w:tcW w:type="dxa" w:w="2340"/>
+            <w:tcW w:type="dxa" w:w="2434"/>
           </w:tcPr>
           <w:p>
             <w:r/>
@@ -768,6 +783,9 @@
         </w:tc>
       </w:tr>
       <w:tr>
+        <w:trPr>
+          <w:cantSplit/>
+        </w:trPr>
         <w:tc>
           <w:tcPr>
             <w:tcW w:type="dxa" w:w="1217"/>
@@ -792,7 +810,7 @@
         </w:tc>
         <w:tc>
           <w:tcPr>
-            <w:tcW w:type="dxa" w:w="1778"/>
+            <w:tcW w:type="dxa" w:w="1591"/>
           </w:tcPr>
           <w:p>
             <w:r/>
@@ -803,7 +821,7 @@
         </w:tc>
         <w:tc>
           <w:tcPr>
-            <w:tcW w:type="dxa" w:w="1872"/>
+            <w:tcW w:type="dxa" w:w="1966"/>
           </w:tcPr>
           <w:p>
             <w:r/>
@@ -814,7 +832,7 @@
         </w:tc>
         <w:tc>
           <w:tcPr>
-            <w:tcW w:type="dxa" w:w="2340"/>
+            <w:tcW w:type="dxa" w:w="2434"/>
           </w:tcPr>
           <w:p>
             <w:r/>
@@ -825,6 +843,9 @@
         </w:tc>
       </w:tr>
       <w:tr>
+        <w:trPr>
+          <w:cantSplit/>
+        </w:trPr>
         <w:tc>
           <w:tcPr>
             <w:tcW w:type="dxa" w:w="1217"/>
@@ -849,7 +870,7 @@
         </w:tc>
         <w:tc>
           <w:tcPr>
-            <w:tcW w:type="dxa" w:w="1778"/>
+            <w:tcW w:type="dxa" w:w="1591"/>
           </w:tcPr>
           <w:p>
             <w:r/>
@@ -860,7 +881,7 @@
         </w:tc>
         <w:tc>
           <w:tcPr>
-            <w:tcW w:type="dxa" w:w="1872"/>
+            <w:tcW w:type="dxa" w:w="1966"/>
           </w:tcPr>
           <w:p>
             <w:r/>
@@ -871,7 +892,7 @@
         </w:tc>
         <w:tc>
           <w:tcPr>
-            <w:tcW w:type="dxa" w:w="2340"/>
+            <w:tcW w:type="dxa" w:w="2434"/>
           </w:tcPr>
           <w:p>
             <w:r/>
@@ -882,6 +903,9 @@
         </w:tc>
       </w:tr>
       <w:tr>
+        <w:trPr>
+          <w:cantSplit/>
+        </w:trPr>
         <w:tc>
           <w:tcPr>
             <w:tcW w:type="dxa" w:w="1217"/>
@@ -906,7 +930,7 @@
         </w:tc>
         <w:tc>
           <w:tcPr>
-            <w:tcW w:type="dxa" w:w="1778"/>
+            <w:tcW w:type="dxa" w:w="1591"/>
           </w:tcPr>
           <w:p>
             <w:r/>
@@ -917,7 +941,7 @@
         </w:tc>
         <w:tc>
           <w:tcPr>
-            <w:tcW w:type="dxa" w:w="1872"/>
+            <w:tcW w:type="dxa" w:w="1966"/>
           </w:tcPr>
           <w:p>
             <w:r/>
@@ -928,7 +952,7 @@
         </w:tc>
         <w:tc>
           <w:tcPr>
-            <w:tcW w:type="dxa" w:w="2340"/>
+            <w:tcW w:type="dxa" w:w="2434"/>
           </w:tcPr>
           <w:p>
             <w:r/>
@@ -939,6 +963,9 @@
         </w:tc>
       </w:tr>
       <w:tr>
+        <w:trPr>
+          <w:cantSplit/>
+        </w:trPr>
         <w:tc>
           <w:tcPr>
             <w:tcW w:type="dxa" w:w="1217"/>
@@ -963,7 +990,7 @@
         </w:tc>
         <w:tc>
           <w:tcPr>
-            <w:tcW w:type="dxa" w:w="1778"/>
+            <w:tcW w:type="dxa" w:w="1591"/>
           </w:tcPr>
           <w:p>
             <w:r/>
@@ -974,7 +1001,7 @@
         </w:tc>
         <w:tc>
           <w:tcPr>
-            <w:tcW w:type="dxa" w:w="1872"/>
+            <w:tcW w:type="dxa" w:w="1966"/>
           </w:tcPr>
           <w:p>
             <w:r/>
@@ -985,7 +1012,7 @@
         </w:tc>
         <w:tc>
           <w:tcPr>
-            <w:tcW w:type="dxa" w:w="2340"/>
+            <w:tcW w:type="dxa" w:w="2434"/>
           </w:tcPr>
           <w:p>
             <w:r/>
@@ -1201,6 +1228,9 @@
         </w:tc>
       </w:tr>
       <w:tr>
+        <w:trPr>
+          <w:cantSplit/>
+        </w:trPr>
         <w:tc>
           <w:tcPr>
             <w:tcW w:type="dxa" w:w="936"/>
@@ -1269,6 +1299,9 @@
         </w:tc>
       </w:tr>
       <w:tr>
+        <w:trPr>
+          <w:cantSplit/>
+        </w:trPr>
         <w:tc>
           <w:tcPr>
             <w:tcW w:type="dxa" w:w="936"/>
@@ -1337,6 +1370,9 @@
         </w:tc>
       </w:tr>
       <w:tr>
+        <w:trPr>
+          <w:cantSplit/>
+        </w:trPr>
         <w:tc>
           <w:tcPr>
             <w:tcW w:type="dxa" w:w="936"/>
@@ -1405,6 +1441,9 @@
         </w:tc>
       </w:tr>
       <w:tr>
+        <w:trPr>
+          <w:cantSplit/>
+        </w:trPr>
         <w:tc>
           <w:tcPr>
             <w:tcW w:type="dxa" w:w="936"/>
@@ -1473,6 +1512,9 @@
         </w:tc>
       </w:tr>
       <w:tr>
+        <w:trPr>
+          <w:cantSplit/>
+        </w:trPr>
         <w:tc>
           <w:tcPr>
             <w:tcW w:type="dxa" w:w="936"/>
@@ -1541,6 +1583,9 @@
         </w:tc>
       </w:tr>
       <w:tr>
+        <w:trPr>
+          <w:cantSplit/>
+        </w:trPr>
         <w:tc>
           <w:tcPr>
             <w:tcW w:type="dxa" w:w="936"/>
@@ -1609,6 +1654,9 @@
         </w:tc>
       </w:tr>
       <w:tr>
+        <w:trPr>
+          <w:cantSplit/>
+        </w:trPr>
         <w:tc>
           <w:tcPr>
             <w:tcW w:type="dxa" w:w="936"/>
@@ -1677,6 +1725,9 @@
         </w:tc>
       </w:tr>
       <w:tr>
+        <w:trPr>
+          <w:cantSplit/>
+        </w:trPr>
         <w:tc>
           <w:tcPr>
             <w:tcW w:type="dxa" w:w="936"/>
@@ -1911,6 +1962,9 @@
         </w:tc>
       </w:tr>
       <w:tr>
+        <w:trPr>
+          <w:cantSplit/>
+        </w:trPr>
         <w:tc>
           <w:tcPr>
             <w:tcW w:type="dxa" w:w="1030"/>
@@ -1979,6 +2033,9 @@
         </w:tc>
       </w:tr>
       <w:tr>
+        <w:trPr>
+          <w:cantSplit/>
+        </w:trPr>
         <w:tc>
           <w:tcPr>
             <w:tcW w:type="dxa" w:w="1030"/>
@@ -2047,6 +2104,9 @@
         </w:tc>
       </w:tr>
       <w:tr>
+        <w:trPr>
+          <w:cantSplit/>
+        </w:trPr>
         <w:tc>
           <w:tcPr>
             <w:tcW w:type="dxa" w:w="1030"/>
@@ -2115,6 +2175,9 @@
         </w:tc>
       </w:tr>
       <w:tr>
+        <w:trPr>
+          <w:cantSplit/>
+        </w:trPr>
         <w:tc>
           <w:tcPr>
             <w:tcW w:type="dxa" w:w="1030"/>
@@ -2183,6 +2246,9 @@
         </w:tc>
       </w:tr>
       <w:tr>
+        <w:trPr>
+          <w:cantSplit/>
+        </w:trPr>
         <w:tc>
           <w:tcPr>
             <w:tcW w:type="dxa" w:w="1030"/>
@@ -2251,6 +2317,9 @@
         </w:tc>
       </w:tr>
       <w:tr>
+        <w:trPr>
+          <w:cantSplit/>
+        </w:trPr>
         <w:tc>
           <w:tcPr>
             <w:tcW w:type="dxa" w:w="1030"/>
@@ -2319,6 +2388,9 @@
         </w:tc>
       </w:tr>
       <w:tr>
+        <w:trPr>
+          <w:cantSplit/>
+        </w:trPr>
         <w:tc>
           <w:tcPr>
             <w:tcW w:type="dxa" w:w="1030"/>
@@ -2387,6 +2459,9 @@
         </w:tc>
       </w:tr>
       <w:tr>
+        <w:trPr>
+          <w:cantSplit/>
+        </w:trPr>
         <w:tc>
           <w:tcPr>
             <w:tcW w:type="dxa" w:w="1030"/>
@@ -2455,6 +2530,9 @@
         </w:tc>
       </w:tr>
       <w:tr>
+        <w:trPr>
+          <w:cantSplit/>
+        </w:trPr>
         <w:tc>
           <w:tcPr>
             <w:tcW w:type="dxa" w:w="1030"/>
@@ -2783,6 +2861,9 @@
         </w:tc>
       </w:tr>
       <w:tr>
+        <w:trPr>
+          <w:cantSplit/>
+        </w:trPr>
         <w:tc>
           <w:tcPr>
             <w:tcW w:type="dxa" w:w="5990"/>
@@ -2807,6 +2888,9 @@
         </w:tc>
       </w:tr>
       <w:tr>
+        <w:trPr>
+          <w:cantSplit/>
+        </w:trPr>
         <w:tc>
           <w:tcPr>
             <w:tcW w:type="dxa" w:w="5990"/>
@@ -2831,6 +2915,9 @@
         </w:tc>
       </w:tr>
       <w:tr>
+        <w:trPr>
+          <w:cantSplit/>
+        </w:trPr>
         <w:tc>
           <w:tcPr>
             <w:tcW w:type="dxa" w:w="5990"/>
@@ -3012,6 +3099,9 @@
         </w:tc>
       </w:tr>
       <w:tr>
+        <w:trPr>
+          <w:cantSplit/>
+        </w:trPr>
         <w:tc>
           <w:tcPr>
             <w:tcW w:type="dxa" w:w="1872"/>
@@ -3058,6 +3148,9 @@
         </w:tc>
       </w:tr>
       <w:tr>
+        <w:trPr>
+          <w:cantSplit/>
+        </w:trPr>
         <w:tc>
           <w:tcPr>
             <w:tcW w:type="dxa" w:w="1872"/>
@@ -3104,6 +3197,9 @@
         </w:tc>
       </w:tr>
       <w:tr>
+        <w:trPr>
+          <w:cantSplit/>
+        </w:trPr>
         <w:tc>
           <w:tcPr>
             <w:tcW w:type="dxa" w:w="1872"/>
@@ -3150,6 +3246,9 @@
         </w:tc>
       </w:tr>
       <w:tr>
+        <w:trPr>
+          <w:cantSplit/>
+        </w:trPr>
         <w:tc>
           <w:tcPr>
             <w:tcW w:type="dxa" w:w="1872"/>
@@ -3196,6 +3295,9 @@
         </w:tc>
       </w:tr>
       <w:tr>
+        <w:trPr>
+          <w:cantSplit/>
+        </w:trPr>
         <w:tc>
           <w:tcPr>
             <w:tcW w:type="dxa" w:w="1872"/>
@@ -3242,6 +3344,9 @@
         </w:tc>
       </w:tr>
       <w:tr>
+        <w:trPr>
+          <w:cantSplit/>
+        </w:trPr>
         <w:tc>
           <w:tcPr>
             <w:tcW w:type="dxa" w:w="1872"/>
@@ -3288,6 +3393,9 @@
         </w:tc>
       </w:tr>
       <w:tr>
+        <w:trPr>
+          <w:cantSplit/>
+        </w:trPr>
         <w:tc>
           <w:tcPr>
             <w:tcW w:type="dxa" w:w="1872"/>
@@ -3334,6 +3442,9 @@
         </w:tc>
       </w:tr>
       <w:tr>
+        <w:trPr>
+          <w:cantSplit/>
+        </w:trPr>
         <w:tc>
           <w:tcPr>
             <w:tcW w:type="dxa" w:w="1872"/>
@@ -3380,6 +3491,9 @@
         </w:tc>
       </w:tr>
       <w:tr>
+        <w:trPr>
+          <w:cantSplit/>
+        </w:trPr>
         <w:tc>
           <w:tcPr>
             <w:tcW w:type="dxa" w:w="1872"/>
@@ -3518,6 +3632,9 @@
         </w:tc>
       </w:tr>
       <w:tr>
+        <w:trPr>
+          <w:cantSplit/>
+        </w:trPr>
         <w:tc>
           <w:tcPr>
             <w:tcW w:type="dxa" w:w="1778"/>
@@ -3564,6 +3681,9 @@
         </w:tc>
       </w:tr>
       <w:tr>
+        <w:trPr>
+          <w:cantSplit/>
+        </w:trPr>
         <w:tc>
           <w:tcPr>
             <w:tcW w:type="dxa" w:w="1778"/>
@@ -3610,6 +3730,9 @@
         </w:tc>
       </w:tr>
       <w:tr>
+        <w:trPr>
+          <w:cantSplit/>
+        </w:trPr>
         <w:tc>
           <w:tcPr>
             <w:tcW w:type="dxa" w:w="1778"/>
@@ -3656,6 +3779,9 @@
         </w:tc>
       </w:tr>
       <w:tr>
+        <w:trPr>
+          <w:cantSplit/>
+        </w:trPr>
         <w:tc>
           <w:tcPr>
             <w:tcW w:type="dxa" w:w="1778"/>
@@ -3702,6 +3828,9 @@
         </w:tc>
       </w:tr>
       <w:tr>
+        <w:trPr>
+          <w:cantSplit/>
+        </w:trPr>
         <w:tc>
           <w:tcPr>
             <w:tcW w:type="dxa" w:w="1778"/>
@@ -3748,6 +3877,9 @@
         </w:tc>
       </w:tr>
       <w:tr>
+        <w:trPr>
+          <w:cantSplit/>
+        </w:trPr>
         <w:tc>
           <w:tcPr>
             <w:tcW w:type="dxa" w:w="1778"/>
@@ -3794,6 +3926,9 @@
         </w:tc>
       </w:tr>
       <w:tr>
+        <w:trPr>
+          <w:cantSplit/>
+        </w:trPr>
         <w:tc>
           <w:tcPr>
             <w:tcW w:type="dxa" w:w="1778"/>
@@ -3840,6 +3975,9 @@
         </w:tc>
       </w:tr>
       <w:tr>
+        <w:trPr>
+          <w:cantSplit/>
+        </w:trPr>
         <w:tc>
           <w:tcPr>
             <w:tcW w:type="dxa" w:w="1778"/>
@@ -3886,6 +4024,9 @@
         </w:tc>
       </w:tr>
       <w:tr>
+        <w:trPr>
+          <w:cantSplit/>
+        </w:trPr>
         <w:tc>
           <w:tcPr>
             <w:tcW w:type="dxa" w:w="1778"/>
@@ -4014,6 +4155,9 @@
         </w:tc>
       </w:tr>
       <w:tr>
+        <w:trPr>
+          <w:cantSplit/>
+        </w:trPr>
         <w:tc>
           <w:tcPr>
             <w:tcW w:type="dxa" w:w="4399"/>
@@ -4049,6 +4193,9 @@
         </w:tc>
       </w:tr>
       <w:tr>
+        <w:trPr>
+          <w:cantSplit/>
+        </w:trPr>
         <w:tc>
           <w:tcPr>
             <w:tcW w:type="dxa" w:w="4399"/>
@@ -4084,6 +4231,9 @@
         </w:tc>
       </w:tr>
       <w:tr>
+        <w:trPr>
+          <w:cantSplit/>
+        </w:trPr>
         <w:tc>
           <w:tcPr>
             <w:tcW w:type="dxa" w:w="4399"/>
@@ -4119,6 +4269,9 @@
         </w:tc>
       </w:tr>
       <w:tr>
+        <w:trPr>
+          <w:cantSplit/>
+        </w:trPr>
         <w:tc>
           <w:tcPr>
             <w:tcW w:type="dxa" w:w="4399"/>
@@ -4154,6 +4307,9 @@
         </w:tc>
       </w:tr>
       <w:tr>
+        <w:trPr>
+          <w:cantSplit/>
+        </w:trPr>
         <w:tc>
           <w:tcPr>
             <w:tcW w:type="dxa" w:w="4399"/>
@@ -4189,6 +4345,9 @@
         </w:tc>
       </w:tr>
       <w:tr>
+        <w:trPr>
+          <w:cantSplit/>
+        </w:trPr>
         <w:tc>
           <w:tcPr>
             <w:tcW w:type="dxa" w:w="4399"/>
@@ -4224,6 +4383,9 @@
         </w:tc>
       </w:tr>
       <w:tr>
+        <w:trPr>
+          <w:cantSplit/>
+        </w:trPr>
         <w:tc>
           <w:tcPr>
             <w:tcW w:type="dxa" w:w="4399"/>
@@ -4259,6 +4421,9 @@
         </w:tc>
       </w:tr>
       <w:tr>
+        <w:trPr>
+          <w:cantSplit/>
+        </w:trPr>
         <w:tc>
           <w:tcPr>
             <w:tcW w:type="dxa" w:w="4399"/>
@@ -4294,6 +4459,9 @@
         </w:tc>
       </w:tr>
       <w:tr>
+        <w:trPr>
+          <w:cantSplit/>
+        </w:trPr>
         <w:tc>
           <w:tcPr>
             <w:tcW w:type="dxa" w:w="4399"/>
